--- a/docs/Cadence-Project-Report.docx
+++ b/docs/Cadence-Project-Report.docx
@@ -127,7 +127,7 @@
           <w:sz w:val="18"/>
           <w:szCs w:val="18"/>
         </w:rPr>
-        <w:t xml:space="preserve">github.com/wkblzmn/Cadence  ·  revision 777dae9 + USB/ESP-NOW revision</w:t>
+        <w:t xml:space="preserve">gitlab.com/wkblzmn/cadence  ·  revision 777dae9 + USB/ESP-NOW revision</w:t>
       </w:r>
     </w:p>
     <w:p>
